--- a/public/assets/files/stacjonarne/WPR.docx
+++ b/public/assets/files/stacjonarne/WPR.docx
@@ -523,6 +523,7 @@
                 <w:i w:val="0"/>
                 <w:sz w:val="22"/>
               </w:rPr>
+              <w:t>I</w:t>
             </w:r>
           </w:p>
         </w:tc>
@@ -560,6 +561,7 @@
                 <w:i w:val="0"/>
                 <w:sz w:val="22"/>
               </w:rPr>
+              <w:t>obligatoryjny</w:t>
             </w:r>
           </w:p>
         </w:tc>

--- a/public/assets/files/stacjonarne/WPR.docx
+++ b/public/assets/files/stacjonarne/WPR.docx
@@ -681,12 +681,22 @@
         <w:tblW w:w="5000" w:type="pct"/>
       </w:tblPr>
       <w:tblGrid>
-        <w:gridCol w:w="9972"/>
+        <w:gridCol w:w="997"/>
+        <w:gridCol w:w="997"/>
+        <w:gridCol w:w="997"/>
+        <w:gridCol w:w="997"/>
+        <w:gridCol w:w="997"/>
+        <w:gridCol w:w="997"/>
+        <w:gridCol w:w="997"/>
+        <w:gridCol w:w="997"/>
+        <w:gridCol w:w="997"/>
+        <w:gridCol w:w="997"/>
       </w:tblGrid>
       <w:tr>
         <w:tc>
           <w:tcPr>
-            <w:tcW w:type="dxa" w:w="9972"/>
+            <w:tcW w:type="dxa" w:w="9970"/>
+            <w:gridSpan w:val="10"/>
             <w:shd w:val="clear" w:color="auto" w:fill="D9D9D9"/>
           </w:tcPr>
           <w:p>
@@ -705,31 +715,34 @@
           </w:p>
         </w:tc>
       </w:tr>
-    </w:tbl>
-    <w:tbl>
-      <w:tblPr>
-        <w:tblW w:type="auto" w:w="0"/>
-        <w:tblLook w:firstColumn="1" w:firstRow="1" w:lastColumn="0" w:lastRow="0" w:noHBand="0" w:noVBand="1" w:val="04A0"/>
-        <w:tblBorders>
-          <w:top w:val="single" w:sz="4" w:space="0" w:color="000000"/>
-          <w:left w:val="single" w:sz="4" w:space="0" w:color="000000"/>
-          <w:bottom w:val="single" w:sz="4" w:space="0" w:color="000000"/>
-          <w:right w:val="single" w:sz="4" w:space="0" w:color="000000"/>
-          <w:insideH w:val="single" w:sz="4" w:space="0" w:color="000000"/>
-          <w:insideV w:val="single" w:sz="4" w:space="0" w:color="000000"/>
-        </w:tblBorders>
-        <w:tblW w:w="5000" w:type="pct"/>
-      </w:tblPr>
-      <w:tblGrid>
-        <w:gridCol w:w="2493"/>
-        <w:gridCol w:w="2493"/>
-        <w:gridCol w:w="2493"/>
-        <w:gridCol w:w="2493"/>
-      </w:tblGrid>
       <w:tr>
         <w:tc>
           <w:tcPr>
-            <w:tcW w:type="dxa" w:w="2493"/>
+            <w:tcW w:type="dxa" w:w="9970"/>
+            <w:gridSpan w:val="10"/>
+            <w:shd w:val="clear" w:color="auto" w:fill="D9D9D9"/>
+          </w:tcPr>
+          <w:p>
+            <w:pPr>
+              <w:spacing w:before="20" w:after="20"/>
+            </w:pPr>
+            <w:r>
+              <w:rPr>
+                <w:rFonts w:ascii="Aptos" w:hAnsi="Aptos"/>
+                <w:b w:val="0"/>
+                <w:i w:val="0"/>
+                <w:sz w:val="16"/>
+              </w:rPr>
+              <w:t>Wymiar godzinowy (liczba godzin w semestrze)</w:t>
+            </w:r>
+          </w:p>
+        </w:tc>
+      </w:tr>
+      <w:tr>
+        <w:tc>
+          <w:tcPr>
+            <w:tcW w:type="dxa" w:w="1994"/>
+            <w:gridSpan w:val="2"/>
             <w:shd w:val="clear" w:color="auto" w:fill="D9D9D9"/>
           </w:tcPr>
           <w:p>
@@ -749,7 +762,8 @@
         </w:tc>
         <w:tc>
           <w:tcPr>
-            <w:tcW w:type="dxa" w:w="2493"/>
+            <w:tcW w:type="dxa" w:w="2991"/>
+            <w:gridSpan w:val="3"/>
             <w:shd w:val="clear" w:color="auto" w:fill="D9D9D9"/>
           </w:tcPr>
           <w:p>
@@ -769,7 +783,8 @@
         </w:tc>
         <w:tc>
           <w:tcPr>
-            <w:tcW w:type="dxa" w:w="2493"/>
+            <w:tcW w:type="dxa" w:w="2991"/>
+            <w:gridSpan w:val="3"/>
             <w:shd w:val="clear" w:color="auto" w:fill="D9D9D9"/>
           </w:tcPr>
           <w:p>
@@ -789,7 +804,8 @@
         </w:tc>
         <w:tc>
           <w:tcPr>
-            <w:tcW w:type="dxa" w:w="2493"/>
+            <w:tcW w:type="dxa" w:w="1994"/>
+            <w:gridSpan w:val="2"/>
             <w:shd w:val="clear" w:color="auto" w:fill="D9D9D9"/>
           </w:tcPr>
           <w:p>
@@ -811,7 +827,8 @@
       <w:tr>
         <w:tc>
           <w:tcPr>
-            <w:tcW w:type="dxa" w:w="2493"/>
+            <w:tcW w:type="dxa" w:w="1994"/>
+            <w:gridSpan w:val="2"/>
           </w:tcPr>
           <w:p>
             <w:pPr>
@@ -830,7 +847,8 @@
         </w:tc>
         <w:tc>
           <w:tcPr>
-            <w:tcW w:type="dxa" w:w="2493"/>
+            <w:tcW w:type="dxa" w:w="2991"/>
+            <w:gridSpan w:val="3"/>
           </w:tcPr>
           <w:p>
             <w:pPr>
@@ -849,7 +867,8 @@
         </w:tc>
         <w:tc>
           <w:tcPr>
-            <w:tcW w:type="dxa" w:w="2493"/>
+            <w:tcW w:type="dxa" w:w="2991"/>
+            <w:gridSpan w:val="3"/>
           </w:tcPr>
           <w:p>
             <w:pPr>
@@ -868,7 +887,8 @@
         </w:tc>
         <w:tc>
           <w:tcPr>
-            <w:tcW w:type="dxa" w:w="2493"/>
+            <w:tcW w:type="dxa" w:w="1994"/>
+            <w:gridSpan w:val="2"/>
           </w:tcPr>
           <w:p>
             <w:pPr>
@@ -886,30 +906,34 @@
           </w:p>
         </w:tc>
       </w:tr>
-    </w:tbl>
-    <w:tbl>
-      <w:tblPr>
-        <w:tblW w:type="auto" w:w="0"/>
-        <w:tblLook w:firstColumn="1" w:firstRow="1" w:lastColumn="0" w:lastRow="0" w:noHBand="0" w:noVBand="1" w:val="04A0"/>
-        <w:tblBorders>
-          <w:top w:val="single" w:sz="4" w:space="0" w:color="000000"/>
-          <w:left w:val="single" w:sz="4" w:space="0" w:color="000000"/>
-          <w:bottom w:val="single" w:sz="4" w:space="0" w:color="000000"/>
-          <w:right w:val="single" w:sz="4" w:space="0" w:color="000000"/>
-          <w:insideH w:val="single" w:sz="4" w:space="0" w:color="000000"/>
-          <w:insideV w:val="single" w:sz="4" w:space="0" w:color="000000"/>
-        </w:tblBorders>
-        <w:tblW w:w="5000" w:type="pct"/>
-      </w:tblPr>
-      <w:tblGrid>
-        <w:gridCol w:w="3324"/>
-        <w:gridCol w:w="3324"/>
-        <w:gridCol w:w="3324"/>
-      </w:tblGrid>
       <w:tr>
         <w:tc>
           <w:tcPr>
-            <w:tcW w:type="dxa" w:w="3324"/>
+            <w:tcW w:type="dxa" w:w="9970"/>
+            <w:gridSpan w:val="10"/>
+            <w:shd w:val="clear" w:color="auto" w:fill="D9D9D9"/>
+          </w:tcPr>
+          <w:p>
+            <w:pPr>
+              <w:spacing w:before="20" w:after="20"/>
+            </w:pPr>
+            <w:r>
+              <w:rPr>
+                <w:rFonts w:ascii="Aptos" w:hAnsi="Aptos"/>
+                <w:b/>
+                <w:i w:val="0"/>
+                <w:sz w:val="22"/>
+              </w:rPr>
+              <w:t>Bilans ECTS</w:t>
+            </w:r>
+          </w:p>
+        </w:tc>
+      </w:tr>
+      <w:tr>
+        <w:tc>
+          <w:tcPr>
+            <w:tcW w:type="dxa" w:w="4985"/>
+            <w:gridSpan w:val="5"/>
             <w:shd w:val="clear" w:color="auto" w:fill="D9D9D9"/>
           </w:tcPr>
           <w:p>
@@ -929,7 +953,8 @@
         </w:tc>
         <w:tc>
           <w:tcPr>
-            <w:tcW w:type="dxa" w:w="3324"/>
+            <w:tcW w:type="dxa" w:w="2991"/>
+            <w:gridSpan w:val="3"/>
             <w:shd w:val="clear" w:color="auto" w:fill="D9D9D9"/>
           </w:tcPr>
           <w:p>
@@ -949,7 +974,8 @@
         </w:tc>
         <w:tc>
           <w:tcPr>
-            <w:tcW w:type="dxa" w:w="3324"/>
+            <w:tcW w:type="dxa" w:w="1994"/>
+            <w:gridSpan w:val="2"/>
             <w:shd w:val="clear" w:color="auto" w:fill="D9D9D9"/>
           </w:tcPr>
           <w:p>
@@ -971,7 +997,8 @@
       <w:tr>
         <w:tc>
           <w:tcPr>
-            <w:tcW w:type="dxa" w:w="3324"/>
+            <w:tcW w:type="dxa" w:w="4985"/>
+            <w:gridSpan w:val="5"/>
           </w:tcPr>
           <w:p>
             <w:pPr>
@@ -990,7 +1017,8 @@
         </w:tc>
         <w:tc>
           <w:tcPr>
-            <w:tcW w:type="dxa" w:w="3324"/>
+            <w:tcW w:type="dxa" w:w="2991"/>
+            <w:gridSpan w:val="3"/>
           </w:tcPr>
           <w:p>
             <w:pPr>
@@ -1009,7 +1037,8 @@
         </w:tc>
         <w:tc>
           <w:tcPr>
-            <w:tcW w:type="dxa" w:w="3324"/>
+            <w:tcW w:type="dxa" w:w="1994"/>
+            <w:gridSpan w:val="2"/>
           </w:tcPr>
           <w:p>
             <w:pPr>
@@ -1030,7 +1059,8 @@
       <w:tr>
         <w:tc>
           <w:tcPr>
-            <w:tcW w:type="dxa" w:w="3324"/>
+            <w:tcW w:type="dxa" w:w="4985"/>
+            <w:gridSpan w:val="5"/>
           </w:tcPr>
           <w:p>
             <w:pPr>
@@ -1049,7 +1079,8 @@
         </w:tc>
         <w:tc>
           <w:tcPr>
-            <w:tcW w:type="dxa" w:w="3324"/>
+            <w:tcW w:type="dxa" w:w="2991"/>
+            <w:gridSpan w:val="3"/>
           </w:tcPr>
           <w:p>
             <w:pPr>
@@ -1068,7 +1099,8 @@
         </w:tc>
         <w:tc>
           <w:tcPr>
-            <w:tcW w:type="dxa" w:w="3324"/>
+            <w:tcW w:type="dxa" w:w="1994"/>
+            <w:gridSpan w:val="2"/>
           </w:tcPr>
           <w:p>
             <w:pPr>
@@ -1089,7 +1121,29 @@
       <w:tr>
         <w:tc>
           <w:tcPr>
-            <w:tcW w:type="dxa" w:w="3324"/>
+            <w:tcW w:type="dxa" w:w="4985"/>
+            <w:gridSpan w:val="5"/>
+            <w:shd w:val="clear" w:color="auto" w:fill="D9D9D9"/>
+          </w:tcPr>
+          <w:p>
+            <w:pPr>
+              <w:spacing w:before="20" w:after="20"/>
+            </w:pPr>
+            <w:r>
+              <w:rPr>
+                <w:rFonts w:ascii="Aptos" w:hAnsi="Aptos"/>
+                <w:b/>
+                <w:i w:val="0"/>
+                <w:sz w:val="16"/>
+              </w:rPr>
+              <w:t>Opis samodzielnej pracy studenta</w:t>
+            </w:r>
+          </w:p>
+        </w:tc>
+        <w:tc>
+          <w:tcPr>
+            <w:tcW w:type="dxa" w:w="4985"/>
+            <w:gridSpan w:val="5"/>
           </w:tcPr>
           <w:p>
             <w:pPr>
@@ -1102,45 +1156,7 @@
                 <w:i w:val="0"/>
                 <w:sz w:val="22"/>
               </w:rPr>
-              <w:t>Suma</w:t>
-            </w:r>
-          </w:p>
-        </w:tc>
-        <w:tc>
-          <w:tcPr>
-            <w:tcW w:type="dxa" w:w="3324"/>
-          </w:tcPr>
-          <w:p>
-            <w:pPr>
-              <w:spacing w:before="20" w:after="20"/>
-            </w:pPr>
-            <w:r>
-              <w:rPr>
-                <w:rFonts w:ascii="Aptos" w:hAnsi="Aptos"/>
-                <w:b w:val="0"/>
-                <w:i w:val="0"/>
-                <w:sz w:val="22"/>
-              </w:rPr>
-              <w:t>100</w:t>
-            </w:r>
-          </w:p>
-        </w:tc>
-        <w:tc>
-          <w:tcPr>
-            <w:tcW w:type="dxa" w:w="3324"/>
-          </w:tcPr>
-          <w:p>
-            <w:pPr>
-              <w:spacing w:before="20" w:after="20"/>
-            </w:pPr>
-            <w:r>
-              <w:rPr>
-                <w:rFonts w:ascii="Aptos" w:hAnsi="Aptos"/>
-                <w:b w:val="0"/>
-                <w:i w:val="0"/>
-                <w:sz w:val="22"/>
-              </w:rPr>
-              <w:t>4</w:t>
+              <w:t>Realizacja zadań laboratoryjnych poza zajęciami; praca nad projektem semestralnym; ćwiczenia z narzędzi programistycznych (Git, IDE, debugger); przygotowanie do kolokwium.</w:t>
             </w:r>
           </w:p>
         </w:tc>
@@ -1251,7 +1267,84 @@
           <w:tcPr>
             <w:tcW w:type="dxa" w:w="9972"/>
           </w:tcPr>
-          <w:p/>
+          <w:p>
+            <w:pPr>
+              <w:spacing w:before="20" w:after="20"/>
+            </w:pPr>
+            <w:r>
+              <w:rPr>
+                <w:rFonts w:ascii="Aptos" w:hAnsi="Aptos"/>
+                <w:b/>
+                <w:sz w:val="22"/>
+              </w:rPr>
+              <w:t>Wykład:</w:t>
+            </w:r>
+          </w:p>
+          <w:p>
+            <w:pPr>
+              <w:spacing w:before="20" w:after="20"/>
+            </w:pPr>
+            <w:r>
+              <w:rPr>
+                <w:rFonts w:ascii="Aptos" w:hAnsi="Aptos"/>
+                <w:b w:val="0"/>
+                <w:sz w:val="22"/>
+              </w:rPr>
+              <w:t>• wykład z prezentacją multimedialną</w:t>
+            </w:r>
+          </w:p>
+          <w:p>
+            <w:pPr>
+              <w:spacing w:before="20" w:after="20"/>
+            </w:pPr>
+            <w:r>
+              <w:rPr>
+                <w:rFonts w:ascii="Aptos" w:hAnsi="Aptos"/>
+                <w:b/>
+                <w:sz w:val="22"/>
+              </w:rPr>
+              <w:t>Ćwiczenia / Laboratorium:</w:t>
+            </w:r>
+          </w:p>
+          <w:p>
+            <w:pPr>
+              <w:spacing w:before="20" w:after="20"/>
+            </w:pPr>
+            <w:r>
+              <w:rPr>
+                <w:rFonts w:ascii="Aptos" w:hAnsi="Aptos"/>
+                <w:b w:val="0"/>
+                <w:sz w:val="22"/>
+              </w:rPr>
+              <w:t>• rozwiązywanie zadań</w:t>
+            </w:r>
+          </w:p>
+          <w:p>
+            <w:pPr>
+              <w:spacing w:before="20" w:after="20"/>
+            </w:pPr>
+            <w:r>
+              <w:rPr>
+                <w:rFonts w:ascii="Aptos" w:hAnsi="Aptos"/>
+                <w:b w:val="0"/>
+                <w:sz w:val="22"/>
+              </w:rPr>
+              <w:t>• metoda projektów (projekt praktyczny)</w:t>
+            </w:r>
+          </w:p>
+          <w:p>
+            <w:pPr>
+              <w:spacing w:before="20" w:after="20"/>
+            </w:pPr>
+            <w:r>
+              <w:rPr>
+                <w:rFonts w:ascii="Aptos" w:hAnsi="Aptos"/>
+                <w:b w:val="0"/>
+                <w:sz w:val="22"/>
+              </w:rPr>
+              <w:t>• warsztaty</w:t>
+            </w:r>
+          </w:p>
         </w:tc>
       </w:tr>
     </w:tbl>
@@ -1500,129 +1593,10 @@
             <w:r>
               <w:rPr>
                 <w:rFonts w:ascii="Aptos" w:hAnsi="Aptos"/>
+                <w:b w:val="0"/>
+                <w:i w:val="0"/>
                 <w:sz w:val="22"/>
               </w:rPr>
-              <w:t>1. Ćwiczenia / Laboratorium/Lektorat:</w:t>
-            </w:r>
-          </w:p>
-          <w:p>
-            <w:pPr>
-              <w:spacing w:before="20" w:after="20"/>
-            </w:pPr>
-            <w:r>
-              <w:rPr>
-                <w:rFonts w:ascii="Aptos" w:hAnsi="Aptos"/>
-                <w:sz w:val="22"/>
-              </w:rPr>
-              <w:t>2. rozwiązywanie zadań</w:t>
-            </w:r>
-          </w:p>
-          <w:p>
-            <w:pPr>
-              <w:spacing w:before="20" w:after="20"/>
-            </w:pPr>
-            <w:r>
-              <w:rPr>
-                <w:rFonts w:ascii="Aptos" w:hAnsi="Aptos"/>
-                <w:sz w:val="22"/>
-              </w:rPr>
-              <w:t>3. warsztaty</w:t>
-            </w:r>
-          </w:p>
-          <w:p>
-            <w:pPr>
-              <w:spacing w:before="20" w:after="20"/>
-            </w:pPr>
-            <w:r>
-              <w:rPr>
-                <w:rFonts w:ascii="Aptos" w:hAnsi="Aptos"/>
-                <w:sz w:val="22"/>
-              </w:rPr>
-              <w:t>4. Ćwiczenia/Laboratorium/Projekt/Lektorat/Seminarium</w:t>
-            </w:r>
-          </w:p>
-          <w:p>
-            <w:pPr>
-              <w:spacing w:before="20" w:after="20"/>
-            </w:pPr>
-            <w:r>
-              <w:rPr>
-                <w:rFonts w:ascii="Aptos" w:hAnsi="Aptos"/>
-                <w:sz w:val="22"/>
-              </w:rPr>
-              <w:t>5. Kryteria oceny</w:t>
-            </w:r>
-          </w:p>
-          <w:p>
-            <w:pPr>
-              <w:spacing w:before="20" w:after="20"/>
-            </w:pPr>
-            <w:r>
-              <w:rPr>
-                <w:rFonts w:ascii="Aptos" w:hAnsi="Aptos"/>
-                <w:sz w:val="22"/>
-              </w:rPr>
-              <w:t>6. Ćwiczenia/Laboratorium/Projekt/Lektorat</w:t>
-            </w:r>
-          </w:p>
-          <w:p>
-            <w:pPr>
-              <w:spacing w:before="20" w:after="20"/>
-            </w:pPr>
-            <w:r>
-              <w:rPr>
-                <w:rFonts w:ascii="Aptos" w:hAnsi="Aptos"/>
-                <w:sz w:val="22"/>
-              </w:rPr>
-              <w:t>7. Procentowy udział o ocenie ostatecznej:</w:t>
-            </w:r>
-          </w:p>
-          <w:p>
-            <w:pPr>
-              <w:spacing w:before="20" w:after="20"/>
-            </w:pPr>
-            <w:r>
-              <w:rPr>
-                <w:rFonts w:ascii="Aptos" w:hAnsi="Aptos"/>
-                <w:sz w:val="22"/>
-              </w:rPr>
-              <w:t>8. laboratorium- 20%</w:t>
-            </w:r>
-          </w:p>
-          <w:p>
-            <w:pPr>
-              <w:spacing w:before="20" w:after="20"/>
-            </w:pPr>
-            <w:r>
-              <w:rPr>
-                <w:rFonts w:ascii="Aptos" w:hAnsi="Aptos"/>
-                <w:sz w:val="22"/>
-              </w:rPr>
-              <w:t>9. projektu- 50%</w:t>
-            </w:r>
-          </w:p>
-          <w:p>
-            <w:pPr>
-              <w:spacing w:before="20" w:after="20"/>
-            </w:pPr>
-            <w:r>
-              <w:rPr>
-                <w:rFonts w:ascii="Aptos" w:hAnsi="Aptos"/>
-                <w:sz w:val="22"/>
-              </w:rPr>
-              <w:t>10. kolokwium- 30%</w:t>
-            </w:r>
-          </w:p>
-          <w:p>
-            <w:pPr>
-              <w:spacing w:before="20" w:after="20"/>
-            </w:pPr>
-            <w:r>
-              <w:rPr>
-                <w:rFonts w:ascii="Aptos" w:hAnsi="Aptos"/>
-                <w:sz w:val="22"/>
-              </w:rPr>
-              <w:t>11. Uzyskanie pozytywnej oceny od 50% zdobytych punktów, które są pomnożone przez odpowiednie wagi procentowe, przy czym z kolokwium,  należy uzyskać co najmniej 40% punktów.</w:t>
             </w:r>
           </w:p>
         </w:tc>
@@ -1639,7 +1613,7 @@
                 <w:rFonts w:ascii="Aptos" w:hAnsi="Aptos"/>
                 <w:sz w:val="22"/>
               </w:rPr>
-              <w:t>1. Ćwiczenia / Laboratorium/Lektorat:</w:t>
+              <w:t>1. kolokwium</w:t>
             </w:r>
           </w:p>
           <w:p>
@@ -1651,7 +1625,7 @@
                 <w:rFonts w:ascii="Aptos" w:hAnsi="Aptos"/>
                 <w:sz w:val="22"/>
               </w:rPr>
-              <w:t>2. rozwiązywanie zadań</w:t>
+              <w:t>2. ocena sporządzonego oprogramowania</w:t>
             </w:r>
           </w:p>
           <w:p>
@@ -1663,103 +1637,7 @@
                 <w:rFonts w:ascii="Aptos" w:hAnsi="Aptos"/>
                 <w:sz w:val="22"/>
               </w:rPr>
-              <w:t>3. warsztaty</w:t>
-            </w:r>
-          </w:p>
-          <w:p>
-            <w:pPr>
-              <w:spacing w:before="20" w:after="20"/>
-            </w:pPr>
-            <w:r>
-              <w:rPr>
-                <w:rFonts w:ascii="Aptos" w:hAnsi="Aptos"/>
-                <w:sz w:val="22"/>
-              </w:rPr>
-              <w:t>4. Ćwiczenia/Laboratorium/Projekt/Lektorat/Seminarium</w:t>
-            </w:r>
-          </w:p>
-          <w:p>
-            <w:pPr>
-              <w:spacing w:before="20" w:after="20"/>
-            </w:pPr>
-            <w:r>
-              <w:rPr>
-                <w:rFonts w:ascii="Aptos" w:hAnsi="Aptos"/>
-                <w:sz w:val="22"/>
-              </w:rPr>
-              <w:t>5. Kryteria oceny</w:t>
-            </w:r>
-          </w:p>
-          <w:p>
-            <w:pPr>
-              <w:spacing w:before="20" w:after="20"/>
-            </w:pPr>
-            <w:r>
-              <w:rPr>
-                <w:rFonts w:ascii="Aptos" w:hAnsi="Aptos"/>
-                <w:sz w:val="22"/>
-              </w:rPr>
-              <w:t>6. Ćwiczenia/Laboratorium/Projekt/Lektorat</w:t>
-            </w:r>
-          </w:p>
-          <w:p>
-            <w:pPr>
-              <w:spacing w:before="20" w:after="20"/>
-            </w:pPr>
-            <w:r>
-              <w:rPr>
-                <w:rFonts w:ascii="Aptos" w:hAnsi="Aptos"/>
-                <w:sz w:val="22"/>
-              </w:rPr>
-              <w:t>7. Procentowy udział o ocenie ostatecznej:</w:t>
-            </w:r>
-          </w:p>
-          <w:p>
-            <w:pPr>
-              <w:spacing w:before="20" w:after="20"/>
-            </w:pPr>
-            <w:r>
-              <w:rPr>
-                <w:rFonts w:ascii="Aptos" w:hAnsi="Aptos"/>
-                <w:sz w:val="22"/>
-              </w:rPr>
-              <w:t>8. laboratorium- 20%</w:t>
-            </w:r>
-          </w:p>
-          <w:p>
-            <w:pPr>
-              <w:spacing w:before="20" w:after="20"/>
-            </w:pPr>
-            <w:r>
-              <w:rPr>
-                <w:rFonts w:ascii="Aptos" w:hAnsi="Aptos"/>
-                <w:sz w:val="22"/>
-              </w:rPr>
-              <w:t>9. projektu- 50%</w:t>
-            </w:r>
-          </w:p>
-          <w:p>
-            <w:pPr>
-              <w:spacing w:before="20" w:after="20"/>
-            </w:pPr>
-            <w:r>
-              <w:rPr>
-                <w:rFonts w:ascii="Aptos" w:hAnsi="Aptos"/>
-                <w:sz w:val="22"/>
-              </w:rPr>
-              <w:t>10. kolokwium- 30%</w:t>
-            </w:r>
-          </w:p>
-          <w:p>
-            <w:pPr>
-              <w:spacing w:before="20" w:after="20"/>
-            </w:pPr>
-            <w:r>
-              <w:rPr>
-                <w:rFonts w:ascii="Aptos" w:hAnsi="Aptos"/>
-                <w:sz w:val="22"/>
-              </w:rPr>
-              <w:t>11. Uzyskanie pozytywnej oceny od 50% zdobytych punktów, które są pomnożone przez odpowiednie wagi procentowe, przy czym z kolokwium,  należy uzyskać co najmniej 40% punktów.</w:t>
+              <w:t>3. prezentacja projektu i dokumentacji</w:t>
             </w:r>
           </w:p>
         </w:tc>
@@ -2000,14 +1878,14 @@
         <w:tblW w:w="5000" w:type="pct"/>
       </w:tblPr>
       <w:tblGrid>
-        <w:gridCol w:w="3324"/>
-        <w:gridCol w:w="3324"/>
-        <w:gridCol w:w="3324"/>
+        <w:gridCol w:w="680"/>
+        <w:gridCol w:w="4536"/>
+        <w:gridCol w:w="4252"/>
       </w:tblGrid>
       <w:tr>
         <w:tc>
           <w:tcPr>
-            <w:tcW w:type="dxa" w:w="9972"/>
+            <w:tcW w:type="dxa" w:w="9468"/>
             <w:gridSpan w:val="3"/>
             <w:shd w:val="clear" w:color="auto" w:fill="D9D9D9"/>
           </w:tcPr>
@@ -2030,7 +1908,7 @@
       <w:tr>
         <w:tc>
           <w:tcPr>
-            <w:tcW w:type="dxa" w:w="3324"/>
+            <w:tcW w:type="dxa" w:w="680"/>
             <w:shd w:val="clear" w:color="auto" w:fill="D9D9D9"/>
           </w:tcPr>
           <w:p>
@@ -2050,7 +1928,7 @@
         </w:tc>
         <w:tc>
           <w:tcPr>
-            <w:tcW w:type="dxa" w:w="3324"/>
+            <w:tcW w:type="dxa" w:w="4536"/>
             <w:shd w:val="clear" w:color="auto" w:fill="D9D9D9"/>
           </w:tcPr>
           <w:p>
@@ -2070,7 +1948,7 @@
         </w:tc>
         <w:tc>
           <w:tcPr>
-            <w:tcW w:type="dxa" w:w="3324"/>
+            <w:tcW w:type="dxa" w:w="4252"/>
             <w:shd w:val="clear" w:color="auto" w:fill="D9D9D9"/>
           </w:tcPr>
           <w:p>
@@ -2092,7 +1970,7 @@
       <w:tr>
         <w:tc>
           <w:tcPr>
-            <w:tcW w:type="dxa" w:w="3324"/>
+            <w:tcW w:type="dxa" w:w="680"/>
           </w:tcPr>
           <w:p>
             <w:pPr>
@@ -2111,7 +1989,7 @@
         </w:tc>
         <w:tc>
           <w:tcPr>
-            <w:tcW w:type="dxa" w:w="3324"/>
+            <w:tcW w:type="dxa" w:w="4536"/>
           </w:tcPr>
           <w:p>
             <w:pPr>
@@ -2130,7 +2008,7 @@
         </w:tc>
         <w:tc>
           <w:tcPr>
-            <w:tcW w:type="dxa" w:w="3324"/>
+            <w:tcW w:type="dxa" w:w="4252"/>
           </w:tcPr>
           <w:p>
             <w:pPr>
@@ -2150,7 +2028,7 @@
       <w:tr>
         <w:tc>
           <w:tcPr>
-            <w:tcW w:type="dxa" w:w="3324"/>
+            <w:tcW w:type="dxa" w:w="680"/>
           </w:tcPr>
           <w:p>
             <w:pPr>
@@ -2169,7 +2047,7 @@
         </w:tc>
         <w:tc>
           <w:tcPr>
-            <w:tcW w:type="dxa" w:w="3324"/>
+            <w:tcW w:type="dxa" w:w="4536"/>
           </w:tcPr>
           <w:p>
             <w:pPr>
@@ -2188,7 +2066,7 @@
         </w:tc>
         <w:tc>
           <w:tcPr>
-            <w:tcW w:type="dxa" w:w="3324"/>
+            <w:tcW w:type="dxa" w:w="4252"/>
           </w:tcPr>
           <w:p>
             <w:pPr>
@@ -2208,7 +2086,7 @@
       <w:tr>
         <w:tc>
           <w:tcPr>
-            <w:tcW w:type="dxa" w:w="3324"/>
+            <w:tcW w:type="dxa" w:w="680"/>
           </w:tcPr>
           <w:p>
             <w:pPr>
@@ -2227,7 +2105,7 @@
         </w:tc>
         <w:tc>
           <w:tcPr>
-            <w:tcW w:type="dxa" w:w="3324"/>
+            <w:tcW w:type="dxa" w:w="4536"/>
           </w:tcPr>
           <w:p>
             <w:pPr>
@@ -2246,7 +2124,7 @@
         </w:tc>
         <w:tc>
           <w:tcPr>
-            <w:tcW w:type="dxa" w:w="3324"/>
+            <w:tcW w:type="dxa" w:w="4252"/>
           </w:tcPr>
           <w:p>
             <w:pPr>
@@ -2266,7 +2144,7 @@
       <w:tr>
         <w:tc>
           <w:tcPr>
-            <w:tcW w:type="dxa" w:w="3324"/>
+            <w:tcW w:type="dxa" w:w="680"/>
           </w:tcPr>
           <w:p>
             <w:pPr>
@@ -2285,7 +2163,7 @@
         </w:tc>
         <w:tc>
           <w:tcPr>
-            <w:tcW w:type="dxa" w:w="3324"/>
+            <w:tcW w:type="dxa" w:w="4536"/>
           </w:tcPr>
           <w:p>
             <w:pPr>
@@ -2304,7 +2182,7 @@
         </w:tc>
         <w:tc>
           <w:tcPr>
-            <w:tcW w:type="dxa" w:w="3324"/>
+            <w:tcW w:type="dxa" w:w="4252"/>
           </w:tcPr>
           <w:p>
             <w:pPr>
@@ -2324,7 +2202,7 @@
       <w:tr>
         <w:tc>
           <w:tcPr>
-            <w:tcW w:type="dxa" w:w="3324"/>
+            <w:tcW w:type="dxa" w:w="680"/>
           </w:tcPr>
           <w:p>
             <w:pPr>
@@ -2343,7 +2221,7 @@
         </w:tc>
         <w:tc>
           <w:tcPr>
-            <w:tcW w:type="dxa" w:w="3324"/>
+            <w:tcW w:type="dxa" w:w="4536"/>
           </w:tcPr>
           <w:p>
             <w:pPr>
@@ -2362,7 +2240,7 @@
         </w:tc>
         <w:tc>
           <w:tcPr>
-            <w:tcW w:type="dxa" w:w="3324"/>
+            <w:tcW w:type="dxa" w:w="4252"/>
           </w:tcPr>
           <w:p>
             <w:pPr>
@@ -2382,7 +2260,7 @@
       <w:tr>
         <w:tc>
           <w:tcPr>
-            <w:tcW w:type="dxa" w:w="3324"/>
+            <w:tcW w:type="dxa" w:w="680"/>
           </w:tcPr>
           <w:p>
             <w:pPr>
@@ -2401,7 +2279,7 @@
         </w:tc>
         <w:tc>
           <w:tcPr>
-            <w:tcW w:type="dxa" w:w="3324"/>
+            <w:tcW w:type="dxa" w:w="4536"/>
           </w:tcPr>
           <w:p>
             <w:pPr>
@@ -2420,7 +2298,7 @@
         </w:tc>
         <w:tc>
           <w:tcPr>
-            <w:tcW w:type="dxa" w:w="3324"/>
+            <w:tcW w:type="dxa" w:w="4252"/>
           </w:tcPr>
           <w:p>
             <w:pPr>
@@ -2440,7 +2318,7 @@
       <w:tr>
         <w:tc>
           <w:tcPr>
-            <w:tcW w:type="dxa" w:w="3324"/>
+            <w:tcW w:type="dxa" w:w="680"/>
           </w:tcPr>
           <w:p>
             <w:pPr>
@@ -2459,7 +2337,7 @@
         </w:tc>
         <w:tc>
           <w:tcPr>
-            <w:tcW w:type="dxa" w:w="3324"/>
+            <w:tcW w:type="dxa" w:w="4536"/>
           </w:tcPr>
           <w:p>
             <w:pPr>
@@ -2478,7 +2356,7 @@
         </w:tc>
         <w:tc>
           <w:tcPr>
-            <w:tcW w:type="dxa" w:w="3324"/>
+            <w:tcW w:type="dxa" w:w="4252"/>
           </w:tcPr>
           <w:p>
             <w:pPr>
@@ -2498,7 +2376,7 @@
       <w:tr>
         <w:tc>
           <w:tcPr>
-            <w:tcW w:type="dxa" w:w="3324"/>
+            <w:tcW w:type="dxa" w:w="680"/>
           </w:tcPr>
           <w:p>
             <w:pPr>
@@ -2517,7 +2395,7 @@
         </w:tc>
         <w:tc>
           <w:tcPr>
-            <w:tcW w:type="dxa" w:w="3324"/>
+            <w:tcW w:type="dxa" w:w="4536"/>
           </w:tcPr>
           <w:p>
             <w:pPr>
@@ -2536,7 +2414,7 @@
         </w:tc>
         <w:tc>
           <w:tcPr>
-            <w:tcW w:type="dxa" w:w="3324"/>
+            <w:tcW w:type="dxa" w:w="4252"/>
           </w:tcPr>
           <w:p>
             <w:pPr>
@@ -2556,7 +2434,7 @@
       <w:tr>
         <w:tc>
           <w:tcPr>
-            <w:tcW w:type="dxa" w:w="3324"/>
+            <w:tcW w:type="dxa" w:w="680"/>
           </w:tcPr>
           <w:p>
             <w:pPr>
@@ -2575,7 +2453,7 @@
         </w:tc>
         <w:tc>
           <w:tcPr>
-            <w:tcW w:type="dxa" w:w="3324"/>
+            <w:tcW w:type="dxa" w:w="4536"/>
           </w:tcPr>
           <w:p>
             <w:pPr>
@@ -2594,7 +2472,7 @@
         </w:tc>
         <w:tc>
           <w:tcPr>
-            <w:tcW w:type="dxa" w:w="3324"/>
+            <w:tcW w:type="dxa" w:w="4252"/>
           </w:tcPr>
           <w:p>
             <w:pPr>
@@ -2614,7 +2492,7 @@
       <w:tr>
         <w:tc>
           <w:tcPr>
-            <w:tcW w:type="dxa" w:w="3324"/>
+            <w:tcW w:type="dxa" w:w="680"/>
           </w:tcPr>
           <w:p>
             <w:pPr>
@@ -2633,7 +2511,7 @@
         </w:tc>
         <w:tc>
           <w:tcPr>
-            <w:tcW w:type="dxa" w:w="3324"/>
+            <w:tcW w:type="dxa" w:w="4536"/>
           </w:tcPr>
           <w:p>
             <w:pPr>
@@ -2652,7 +2530,7 @@
         </w:tc>
         <w:tc>
           <w:tcPr>
-            <w:tcW w:type="dxa" w:w="3324"/>
+            <w:tcW w:type="dxa" w:w="4252"/>
           </w:tcPr>
           <w:p>
             <w:pPr>
@@ -2672,7 +2550,7 @@
       <w:tr>
         <w:tc>
           <w:tcPr>
-            <w:tcW w:type="dxa" w:w="3324"/>
+            <w:tcW w:type="dxa" w:w="680"/>
           </w:tcPr>
           <w:p>
             <w:pPr>
@@ -2691,7 +2569,7 @@
         </w:tc>
         <w:tc>
           <w:tcPr>
-            <w:tcW w:type="dxa" w:w="3324"/>
+            <w:tcW w:type="dxa" w:w="4536"/>
           </w:tcPr>
           <w:p>
             <w:pPr>
@@ -2710,7 +2588,7 @@
         </w:tc>
         <w:tc>
           <w:tcPr>
-            <w:tcW w:type="dxa" w:w="3324"/>
+            <w:tcW w:type="dxa" w:w="4252"/>
           </w:tcPr>
           <w:p>
             <w:pPr>
@@ -2730,7 +2608,7 @@
       <w:tr>
         <w:tc>
           <w:tcPr>
-            <w:tcW w:type="dxa" w:w="3324"/>
+            <w:tcW w:type="dxa" w:w="680"/>
           </w:tcPr>
           <w:p>
             <w:pPr>
@@ -2749,7 +2627,7 @@
         </w:tc>
         <w:tc>
           <w:tcPr>
-            <w:tcW w:type="dxa" w:w="3324"/>
+            <w:tcW w:type="dxa" w:w="4536"/>
           </w:tcPr>
           <w:p>
             <w:pPr>
@@ -2768,7 +2646,7 @@
         </w:tc>
         <w:tc>
           <w:tcPr>
-            <w:tcW w:type="dxa" w:w="3324"/>
+            <w:tcW w:type="dxa" w:w="4252"/>
           </w:tcPr>
           <w:p>
             <w:pPr>
@@ -2788,7 +2666,7 @@
       <w:tr>
         <w:tc>
           <w:tcPr>
-            <w:tcW w:type="dxa" w:w="3324"/>
+            <w:tcW w:type="dxa" w:w="680"/>
           </w:tcPr>
           <w:p>
             <w:pPr>
@@ -2807,7 +2685,7 @@
         </w:tc>
         <w:tc>
           <w:tcPr>
-            <w:tcW w:type="dxa" w:w="3324"/>
+            <w:tcW w:type="dxa" w:w="4536"/>
           </w:tcPr>
           <w:p>
             <w:pPr>
@@ -2826,7 +2704,7 @@
         </w:tc>
         <w:tc>
           <w:tcPr>
-            <w:tcW w:type="dxa" w:w="3324"/>
+            <w:tcW w:type="dxa" w:w="4252"/>
           </w:tcPr>
           <w:p>
             <w:pPr>
@@ -2846,7 +2724,7 @@
       <w:tr>
         <w:tc>
           <w:tcPr>
-            <w:tcW w:type="dxa" w:w="3324"/>
+            <w:tcW w:type="dxa" w:w="680"/>
           </w:tcPr>
           <w:p>
             <w:pPr>
@@ -2865,7 +2743,7 @@
         </w:tc>
         <w:tc>
           <w:tcPr>
-            <w:tcW w:type="dxa" w:w="3324"/>
+            <w:tcW w:type="dxa" w:w="4536"/>
           </w:tcPr>
           <w:p>
             <w:pPr>
@@ -2884,7 +2762,7 @@
         </w:tc>
         <w:tc>
           <w:tcPr>
-            <w:tcW w:type="dxa" w:w="3324"/>
+            <w:tcW w:type="dxa" w:w="4252"/>
           </w:tcPr>
           <w:p>
             <w:pPr>
@@ -2904,7 +2782,7 @@
       <w:tr>
         <w:tc>
           <w:tcPr>
-            <w:tcW w:type="dxa" w:w="3324"/>
+            <w:tcW w:type="dxa" w:w="680"/>
           </w:tcPr>
           <w:p>
             <w:pPr>
@@ -2923,7 +2801,7 @@
         </w:tc>
         <w:tc>
           <w:tcPr>
-            <w:tcW w:type="dxa" w:w="3324"/>
+            <w:tcW w:type="dxa" w:w="4536"/>
           </w:tcPr>
           <w:p>
             <w:pPr>
@@ -2942,7 +2820,7 @@
         </w:tc>
         <w:tc>
           <w:tcPr>
-            <w:tcW w:type="dxa" w:w="3324"/>
+            <w:tcW w:type="dxa" w:w="4252"/>
           </w:tcPr>
           <w:p>
             <w:pPr>
@@ -3324,6 +3202,7 @@
                 <w:i w:val="0"/>
                 <w:sz w:val="22"/>
               </w:rPr>
+              <w:t>kolokwium; ocena sporządzonego oprogramowania; prezentacja projektu i dokumentacji</w:t>
             </w:r>
           </w:p>
         </w:tc>
@@ -3381,6 +3260,7 @@
                 <w:i w:val="0"/>
                 <w:sz w:val="22"/>
               </w:rPr>
+              <w:t>kolokwium; ocena sporządzonego oprogramowania; prezentacja projektu i dokumentacji</w:t>
             </w:r>
           </w:p>
         </w:tc>
@@ -3438,6 +3318,7 @@
                 <w:i w:val="0"/>
                 <w:sz w:val="22"/>
               </w:rPr>
+              <w:t>kolokwium; ocena sporządzonego oprogramowania; prezentacja projektu i dokumentacji</w:t>
             </w:r>
           </w:p>
         </w:tc>
@@ -3601,6 +3482,7 @@
                 <w:i w:val="0"/>
                 <w:sz w:val="22"/>
               </w:rPr>
+              <w:t>kolokwium; ocena sporządzonego oprogramowania; prezentacja projektu i dokumentacji</w:t>
             </w:r>
           </w:p>
         </w:tc>
@@ -3659,6 +3541,7 @@
                 <w:i w:val="0"/>
                 <w:sz w:val="22"/>
               </w:rPr>
+              <w:t>kolokwium; ocena sporządzonego oprogramowania; prezentacja projektu i dokumentacji</w:t>
             </w:r>
           </w:p>
         </w:tc>
@@ -3716,6 +3599,7 @@
                 <w:i w:val="0"/>
                 <w:sz w:val="22"/>
               </w:rPr>
+              <w:t>kolokwium; ocena sporządzonego oprogramowania; prezentacja projektu i dokumentacji</w:t>
             </w:r>
           </w:p>
         </w:tc>
@@ -3877,6 +3761,7 @@
                 <w:i w:val="0"/>
                 <w:sz w:val="22"/>
               </w:rPr>
+              <w:t>kolokwium; ocena sporządzonego oprogramowania; prezentacja projektu i dokumentacji</w:t>
             </w:r>
           </w:p>
         </w:tc>
@@ -3933,6 +3818,7 @@
                 <w:i w:val="0"/>
                 <w:sz w:val="22"/>
               </w:rPr>
+              <w:t>kolokwium; ocena sporządzonego oprogramowania; prezentacja projektu i dokumentacji</w:t>
             </w:r>
           </w:p>
         </w:tc>
@@ -3989,6 +3875,7 @@
                 <w:i w:val="0"/>
                 <w:sz w:val="22"/>
               </w:rPr>
+              <w:t>kolokwium; ocena sporządzonego oprogramowania; prezentacja projektu i dokumentacji</w:t>
             </w:r>
           </w:p>
         </w:tc>
@@ -4094,62 +3981,6 @@
                 <w:sz w:val="16"/>
               </w:rPr>
               <w:t>Wyposażenie specjalistyczne konieczne do realizacji przedmiotu</w:t>
-            </w:r>
-          </w:p>
-        </w:tc>
-      </w:tr>
-      <w:tr>
-        <w:tc>
-          <w:tcPr>
-            <w:tcW w:type="dxa" w:w="3324"/>
-          </w:tcPr>
-          <w:p>
-            <w:pPr>
-              <w:spacing w:before="20" w:after="20"/>
-            </w:pPr>
-            <w:r>
-              <w:rPr>
-                <w:rFonts w:ascii="Aptos" w:hAnsi="Aptos"/>
-                <w:b w:val="0"/>
-                <w:i w:val="0"/>
-                <w:sz w:val="22"/>
-              </w:rPr>
-            </w:r>
-          </w:p>
-        </w:tc>
-        <w:tc>
-          <w:tcPr>
-            <w:tcW w:type="dxa" w:w="3324"/>
-          </w:tcPr>
-          <w:p>
-            <w:pPr>
-              <w:spacing w:before="20" w:after="20"/>
-            </w:pPr>
-            <w:r>
-              <w:rPr>
-                <w:rFonts w:ascii="Aptos" w:hAnsi="Aptos"/>
-                <w:b w:val="0"/>
-                <w:i w:val="0"/>
-                <w:sz w:val="22"/>
-              </w:rPr>
-            </w:r>
-          </w:p>
-        </w:tc>
-        <w:tc>
-          <w:tcPr>
-            <w:tcW w:type="dxa" w:w="3324"/>
-          </w:tcPr>
-          <w:p>
-            <w:pPr>
-              <w:spacing w:before="20" w:after="20"/>
-            </w:pPr>
-            <w:r>
-              <w:rPr>
-                <w:rFonts w:ascii="Aptos" w:hAnsi="Aptos"/>
-                <w:b w:val="0"/>
-                <w:i w:val="0"/>
-                <w:sz w:val="22"/>
-              </w:rPr>
             </w:r>
           </w:p>
         </w:tc>

--- a/public/assets/files/stacjonarne/WPR.docx
+++ b/public/assets/files/stacjonarne/WPR.docx
@@ -3165,6 +3165,7 @@
                 <w:i w:val="0"/>
                 <w:sz w:val="22"/>
               </w:rPr>
+              <w:t>K_W10</w:t>
             </w:r>
           </w:p>
         </w:tc>
@@ -3202,7 +3203,6 @@
                 <w:i w:val="0"/>
                 <w:sz w:val="22"/>
               </w:rPr>
-              <w:t>kolokwium; ocena sporządzonego oprogramowania; prezentacja projektu i dokumentacji</w:t>
             </w:r>
           </w:p>
         </w:tc>
@@ -3223,6 +3223,7 @@
                 <w:i w:val="0"/>
                 <w:sz w:val="22"/>
               </w:rPr>
+              <w:t>K_W21</w:t>
             </w:r>
           </w:p>
         </w:tc>
@@ -3260,7 +3261,6 @@
                 <w:i w:val="0"/>
                 <w:sz w:val="22"/>
               </w:rPr>
-              <w:t>kolokwium; ocena sporządzonego oprogramowania; prezentacja projektu i dokumentacji</w:t>
             </w:r>
           </w:p>
         </w:tc>
@@ -3281,6 +3281,7 @@
                 <w:i w:val="0"/>
                 <w:sz w:val="22"/>
               </w:rPr>
+              <w:t>K_W10</w:t>
             </w:r>
           </w:p>
         </w:tc>
@@ -3318,7 +3319,6 @@
                 <w:i w:val="0"/>
                 <w:sz w:val="22"/>
               </w:rPr>
-              <w:t>kolokwium; ocena sporządzonego oprogramowania; prezentacja projektu i dokumentacji</w:t>
             </w:r>
           </w:p>
         </w:tc>
@@ -3444,7 +3444,7 @@
                 <w:i w:val="0"/>
                 <w:sz w:val="22"/>
               </w:rPr>
-              <w:t>K_U10</w:t>
+              <w:t>K_U19</w:t>
             </w:r>
           </w:p>
         </w:tc>
@@ -3482,7 +3482,7 @@
                 <w:i w:val="0"/>
                 <w:sz w:val="22"/>
               </w:rPr>
-              <w:t>kolokwium; ocena sporządzonego oprogramowania; prezentacja projektu i dokumentacji</w:t>
+              <w:t>kolokwium, ocena sporządzonego oprogramowania, prezentacja projektu i dokumentacji</w:t>
             </w:r>
           </w:p>
         </w:tc>
@@ -3503,7 +3503,7 @@
                 <w:i w:val="0"/>
                 <w:sz w:val="22"/>
               </w:rPr>
-              <w:t>K_U15</w:t>
+              <w:t>K_U16</w:t>
             </w:r>
           </w:p>
         </w:tc>
@@ -3541,7 +3541,7 @@
                 <w:i w:val="0"/>
                 <w:sz w:val="22"/>
               </w:rPr>
-              <w:t>kolokwium; ocena sporządzonego oprogramowania; prezentacja projektu i dokumentacji</w:t>
+              <w:t>kolokwium, ocena sporządzonego oprogramowania, prezentacja projektu i dokumentacji</w:t>
             </w:r>
           </w:p>
         </w:tc>
@@ -3562,6 +3562,7 @@
                 <w:i w:val="0"/>
                 <w:sz w:val="22"/>
               </w:rPr>
+              <w:t>K_U27</w:t>
             </w:r>
           </w:p>
         </w:tc>
@@ -3599,7 +3600,7 @@
                 <w:i w:val="0"/>
                 <w:sz w:val="22"/>
               </w:rPr>
-              <w:t>kolokwium; ocena sporządzonego oprogramowania; prezentacja projektu i dokumentacji</w:t>
+              <w:t>kolokwium, ocena sporządzonego oprogramowania, prezentacja projektu i dokumentacji</w:t>
             </w:r>
           </w:p>
         </w:tc>
@@ -3761,121 +3762,6 @@
                 <w:i w:val="0"/>
                 <w:sz w:val="22"/>
               </w:rPr>
-              <w:t>kolokwium; ocena sporządzonego oprogramowania; prezentacja projektu i dokumentacji</w:t>
-            </w:r>
-          </w:p>
-        </w:tc>
-      </w:tr>
-      <w:tr>
-        <w:tc>
-          <w:tcPr>
-            <w:tcW w:type="dxa" w:w="3324"/>
-          </w:tcPr>
-          <w:p>
-            <w:pPr>
-              <w:spacing w:before="20" w:after="20"/>
-            </w:pPr>
-            <w:r>
-              <w:rPr>
-                <w:rFonts w:ascii="Aptos" w:hAnsi="Aptos"/>
-                <w:b w:val="0"/>
-                <w:i w:val="0"/>
-                <w:sz w:val="22"/>
-              </w:rPr>
-            </w:r>
-          </w:p>
-        </w:tc>
-        <w:tc>
-          <w:tcPr>
-            <w:tcW w:type="dxa" w:w="3324"/>
-          </w:tcPr>
-          <w:p>
-            <w:pPr>
-              <w:spacing w:before="20" w:after="20"/>
-            </w:pPr>
-            <w:r>
-              <w:rPr>
-                <w:rFonts w:ascii="Aptos" w:hAnsi="Aptos"/>
-                <w:b w:val="0"/>
-                <w:i w:val="0"/>
-                <w:sz w:val="22"/>
-              </w:rPr>
-            </w:r>
-          </w:p>
-        </w:tc>
-        <w:tc>
-          <w:tcPr>
-            <w:tcW w:type="dxa" w:w="3324"/>
-          </w:tcPr>
-          <w:p>
-            <w:pPr>
-              <w:spacing w:before="20" w:after="20"/>
-            </w:pPr>
-            <w:r>
-              <w:rPr>
-                <w:rFonts w:ascii="Aptos" w:hAnsi="Aptos"/>
-                <w:b w:val="0"/>
-                <w:i w:val="0"/>
-                <w:sz w:val="22"/>
-              </w:rPr>
-              <w:t>kolokwium; ocena sporządzonego oprogramowania; prezentacja projektu i dokumentacji</w:t>
-            </w:r>
-          </w:p>
-        </w:tc>
-      </w:tr>
-      <w:tr>
-        <w:tc>
-          <w:tcPr>
-            <w:tcW w:type="dxa" w:w="3324"/>
-          </w:tcPr>
-          <w:p>
-            <w:pPr>
-              <w:spacing w:before="20" w:after="20"/>
-            </w:pPr>
-            <w:r>
-              <w:rPr>
-                <w:rFonts w:ascii="Aptos" w:hAnsi="Aptos"/>
-                <w:b w:val="0"/>
-                <w:i w:val="0"/>
-                <w:sz w:val="22"/>
-              </w:rPr>
-            </w:r>
-          </w:p>
-        </w:tc>
-        <w:tc>
-          <w:tcPr>
-            <w:tcW w:type="dxa" w:w="3324"/>
-          </w:tcPr>
-          <w:p>
-            <w:pPr>
-              <w:spacing w:before="20" w:after="20"/>
-            </w:pPr>
-            <w:r>
-              <w:rPr>
-                <w:rFonts w:ascii="Aptos" w:hAnsi="Aptos"/>
-                <w:b w:val="0"/>
-                <w:i w:val="0"/>
-                <w:sz w:val="22"/>
-              </w:rPr>
-            </w:r>
-          </w:p>
-        </w:tc>
-        <w:tc>
-          <w:tcPr>
-            <w:tcW w:type="dxa" w:w="3324"/>
-          </w:tcPr>
-          <w:p>
-            <w:pPr>
-              <w:spacing w:before="20" w:after="20"/>
-            </w:pPr>
-            <w:r>
-              <w:rPr>
-                <w:rFonts w:ascii="Aptos" w:hAnsi="Aptos"/>
-                <w:b w:val="0"/>
-                <w:i w:val="0"/>
-                <w:sz w:val="22"/>
-              </w:rPr>
-              <w:t>kolokwium; ocena sporządzonego oprogramowania; prezentacja projektu i dokumentacji</w:t>
             </w:r>
           </w:p>
         </w:tc>

--- a/public/assets/files/stacjonarne/WPR.docx
+++ b/public/assets/files/stacjonarne/WPR.docx
@@ -315,7 +315,7 @@
                 <w:i w:val="0"/>
                 <w:sz w:val="22"/>
               </w:rPr>
-              <w:t>4</w:t>
+              <w:t>3</w:t>
             </w:r>
           </w:p>
         </w:tc>
@@ -841,7 +841,7 @@
                 <w:i w:val="0"/>
                 <w:sz w:val="22"/>
               </w:rPr>
-              <w:t>30</w:t>
+              <w:t>—</w:t>
             </w:r>
           </w:p>
         </w:tc>
@@ -1031,7 +1031,7 @@
                 <w:i w:val="0"/>
                 <w:sz w:val="22"/>
               </w:rPr>
-              <w:t>60</w:t>
+              <w:t>30</w:t>
             </w:r>
           </w:p>
         </w:tc>
@@ -1051,7 +1051,7 @@
                 <w:i w:val="0"/>
                 <w:sz w:val="22"/>
               </w:rPr>
-              <w:t>2.4</w:t>
+              <w:t>1.2</w:t>
             </w:r>
           </w:p>
         </w:tc>
@@ -1093,7 +1093,7 @@
                 <w:i w:val="0"/>
                 <w:sz w:val="22"/>
               </w:rPr>
-              <w:t>40</w:t>
+              <w:t>45</w:t>
             </w:r>
           </w:p>
         </w:tc>
@@ -1113,7 +1113,7 @@
                 <w:i w:val="0"/>
                 <w:sz w:val="22"/>
               </w:rPr>
-              <w:t>1.6</w:t>
+              <w:t>1.8</w:t>
             </w:r>
           </w:p>
         </w:tc>

--- a/public/assets/files/stacjonarne/WPR.docx
+++ b/public/assets/files/stacjonarne/WPR.docx
@@ -3726,6 +3726,7 @@
                 <w:i w:val="0"/>
                 <w:sz w:val="22"/>
               </w:rPr>
+              <w:t>K_K01</w:t>
             </w:r>
           </w:p>
         </w:tc>
@@ -3744,6 +3745,7 @@
                 <w:i w:val="0"/>
                 <w:sz w:val="22"/>
               </w:rPr>
+              <w:t>Student jest gotów do prowadzenia portfolio własnych projektów informatycznych na platformie GitHub oraz do ich prezentowania i udostępniania z myślą o wspieraniu rozwoju nauki i społeczeństwa informacyjnego.</w:t>
             </w:r>
           </w:p>
         </w:tc>
@@ -3762,6 +3764,7 @@
                 <w:i w:val="0"/>
                 <w:sz w:val="22"/>
               </w:rPr>
+              <w:t>prezentacja projektu i dokumentacji</w:t>
             </w:r>
           </w:p>
         </w:tc>

--- a/public/assets/files/stacjonarne/WPR.docx
+++ b/public/assets/files/stacjonarne/WPR.docx
@@ -1879,14 +1879,13 @@
       </w:tblPr>
       <w:tblGrid>
         <w:gridCol w:w="680"/>
-        <w:gridCol w:w="4536"/>
-        <w:gridCol w:w="4252"/>
+        <w:gridCol w:w="8788"/>
       </w:tblGrid>
       <w:tr>
         <w:tc>
           <w:tcPr>
             <w:tcW w:type="dxa" w:w="9468"/>
-            <w:gridSpan w:val="3"/>
+            <w:gridSpan w:val="2"/>
             <w:shd w:val="clear" w:color="auto" w:fill="D9D9D9"/>
           </w:tcPr>
           <w:p>
@@ -1928,7 +1927,7 @@
         </w:tc>
         <w:tc>
           <w:tcPr>
-            <w:tcW w:type="dxa" w:w="4536"/>
+            <w:tcW w:type="dxa" w:w="8788"/>
             <w:shd w:val="clear" w:color="auto" w:fill="D9D9D9"/>
           </w:tcPr>
           <w:p>
@@ -1942,27 +1941,7 @@
                 <w:i w:val="0"/>
                 <w:sz w:val="16"/>
               </w:rPr>
-              <w:t>Wykład</w:t>
-            </w:r>
-          </w:p>
-        </w:tc>
-        <w:tc>
-          <w:tcPr>
-            <w:tcW w:type="dxa" w:w="4252"/>
-            <w:shd w:val="clear" w:color="auto" w:fill="D9D9D9"/>
-          </w:tcPr>
-          <w:p>
-            <w:pPr>
-              <w:spacing w:before="20" w:after="20"/>
-            </w:pPr>
-            <w:r>
-              <w:rPr>
-                <w:rFonts w:ascii="Aptos" w:hAnsi="Aptos"/>
-                <w:b/>
-                <w:i w:val="0"/>
-                <w:sz w:val="16"/>
-              </w:rPr>
-              <w:t>Ćwiczenia / Laboratorium / Pracownia</w:t>
+              <w:t>Treści programowe</w:t>
             </w:r>
           </w:p>
         </w:tc>
@@ -1989,7 +1968,7 @@
         </w:tc>
         <w:tc>
           <w:tcPr>
-            <w:tcW w:type="dxa" w:w="4536"/>
+            <w:tcW w:type="dxa" w:w="8788"/>
           </w:tcPr>
           <w:p>
             <w:pPr>
@@ -2003,24 +1982,6 @@
                 <w:sz w:val="22"/>
               </w:rPr>
               <w:t>Organizacja pracy programisty: repozytorium kursowe, wymagane konta (GitHub), struktura materiałów, zasady oddawania prac i checklisty jakości.</w:t>
-            </w:r>
-          </w:p>
-        </w:tc>
-        <w:tc>
-          <w:tcPr>
-            <w:tcW w:type="dxa" w:w="4252"/>
-          </w:tcPr>
-          <w:p>
-            <w:pPr>
-              <w:spacing w:before="20" w:after="20"/>
-            </w:pPr>
-            <w:r>
-              <w:rPr>
-                <w:rFonts w:ascii="Aptos" w:hAnsi="Aptos"/>
-                <w:b w:val="0"/>
-                <w:i w:val="0"/>
-                <w:sz w:val="22"/>
-              </w:rPr>
             </w:r>
           </w:p>
         </w:tc>
@@ -2047,7 +2008,7 @@
         </w:tc>
         <w:tc>
           <w:tcPr>
-            <w:tcW w:type="dxa" w:w="4536"/>
+            <w:tcW w:type="dxa" w:w="8788"/>
           </w:tcPr>
           <w:p>
             <w:pPr>
@@ -2061,24 +2022,6 @@
                 <w:sz w:val="22"/>
               </w:rPr>
               <w:t>Przegląd popularnych IDE i narzędzi: Visual Studio / VS Code / IntelliJ / Rider (porównanie), konfiguracja środowiska, rozszerzenia, formatowanie i linting.</w:t>
-            </w:r>
-          </w:p>
-        </w:tc>
-        <w:tc>
-          <w:tcPr>
-            <w:tcW w:type="dxa" w:w="4252"/>
-          </w:tcPr>
-          <w:p>
-            <w:pPr>
-              <w:spacing w:before="20" w:after="20"/>
-            </w:pPr>
-            <w:r>
-              <w:rPr>
-                <w:rFonts w:ascii="Aptos" w:hAnsi="Aptos"/>
-                <w:b w:val="0"/>
-                <w:i w:val="0"/>
-                <w:sz w:val="22"/>
-              </w:rPr>
             </w:r>
           </w:p>
         </w:tc>
@@ -2105,7 +2048,7 @@
         </w:tc>
         <w:tc>
           <w:tcPr>
-            <w:tcW w:type="dxa" w:w="4536"/>
+            <w:tcW w:type="dxa" w:w="8788"/>
           </w:tcPr>
           <w:p>
             <w:pPr>
@@ -2119,24 +2062,6 @@
                 <w:sz w:val="22"/>
               </w:rPr>
               <w:t>Debugowanie kodu: podstawy debuggera (breakpointy, step in/out/over, watch, call stack), praca na przykładach w aplikacji konsolowej.</w:t>
-            </w:r>
-          </w:p>
-        </w:tc>
-        <w:tc>
-          <w:tcPr>
-            <w:tcW w:type="dxa" w:w="4252"/>
-          </w:tcPr>
-          <w:p>
-            <w:pPr>
-              <w:spacing w:before="20" w:after="20"/>
-            </w:pPr>
-            <w:r>
-              <w:rPr>
-                <w:rFonts w:ascii="Aptos" w:hAnsi="Aptos"/>
-                <w:b w:val="0"/>
-                <w:i w:val="0"/>
-                <w:sz w:val="22"/>
-              </w:rPr>
             </w:r>
           </w:p>
         </w:tc>
@@ -2163,7 +2088,7 @@
         </w:tc>
         <w:tc>
           <w:tcPr>
-            <w:tcW w:type="dxa" w:w="4536"/>
+            <w:tcW w:type="dxa" w:w="8788"/>
           </w:tcPr>
           <w:p>
             <w:pPr>
@@ -2177,24 +2102,6 @@
                 <w:sz w:val="22"/>
               </w:rPr>
               <w:t>Debugowanie błędów wykonania: wyjątki, logowanie, asercje, minimalny repro-case, czytanie stack trace, kultura zgłaszania błędów (issue).</w:t>
-            </w:r>
-          </w:p>
-        </w:tc>
-        <w:tc>
-          <w:tcPr>
-            <w:tcW w:type="dxa" w:w="4252"/>
-          </w:tcPr>
-          <w:p>
-            <w:pPr>
-              <w:spacing w:before="20" w:after="20"/>
-            </w:pPr>
-            <w:r>
-              <w:rPr>
-                <w:rFonts w:ascii="Aptos" w:hAnsi="Aptos"/>
-                <w:b w:val="0"/>
-                <w:i w:val="0"/>
-                <w:sz w:val="22"/>
-              </w:rPr>
             </w:r>
           </w:p>
         </w:tc>
@@ -2221,7 +2128,7 @@
         </w:tc>
         <w:tc>
           <w:tcPr>
-            <w:tcW w:type="dxa" w:w="4536"/>
+            <w:tcW w:type="dxa" w:w="8788"/>
           </w:tcPr>
           <w:p>
             <w:pPr>
@@ -2235,24 +2142,6 @@
                 <w:sz w:val="22"/>
               </w:rPr>
               <w:t>Git: model pracy i podstawowe komendy (init/clone/status/add/commit/log/diff), ignorowanie plików (.gitignore), dobre komunikaty commitów.</w:t>
-            </w:r>
-          </w:p>
-        </w:tc>
-        <w:tc>
-          <w:tcPr>
-            <w:tcW w:type="dxa" w:w="4252"/>
-          </w:tcPr>
-          <w:p>
-            <w:pPr>
-              <w:spacing w:before="20" w:after="20"/>
-            </w:pPr>
-            <w:r>
-              <w:rPr>
-                <w:rFonts w:ascii="Aptos" w:hAnsi="Aptos"/>
-                <w:b w:val="0"/>
-                <w:i w:val="0"/>
-                <w:sz w:val="22"/>
-              </w:rPr>
             </w:r>
           </w:p>
         </w:tc>
@@ -2279,7 +2168,7 @@
         </w:tc>
         <w:tc>
           <w:tcPr>
-            <w:tcW w:type="dxa" w:w="4536"/>
+            <w:tcW w:type="dxa" w:w="8788"/>
           </w:tcPr>
           <w:p>
             <w:pPr>
@@ -2293,24 +2182,6 @@
                 <w:sz w:val="22"/>
               </w:rPr>
               <w:t>Git: praca z repozytorium zdalnym (remote, fetch, pull, push), rozwiązywanie typowych problemów, praca w parach i code review (wstęp).</w:t>
-            </w:r>
-          </w:p>
-        </w:tc>
-        <w:tc>
-          <w:tcPr>
-            <w:tcW w:type="dxa" w:w="4252"/>
-          </w:tcPr>
-          <w:p>
-            <w:pPr>
-              <w:spacing w:before="20" w:after="20"/>
-            </w:pPr>
-            <w:r>
-              <w:rPr>
-                <w:rFonts w:ascii="Aptos" w:hAnsi="Aptos"/>
-                <w:b w:val="0"/>
-                <w:i w:val="0"/>
-                <w:sz w:val="22"/>
-              </w:rPr>
             </w:r>
           </w:p>
         </w:tc>
@@ -2337,7 +2208,7 @@
         </w:tc>
         <w:tc>
           <w:tcPr>
-            <w:tcW w:type="dxa" w:w="4536"/>
+            <w:tcW w:type="dxa" w:w="8788"/>
           </w:tcPr>
           <w:p>
             <w:pPr>
@@ -2351,24 +2222,6 @@
                 <w:sz w:val="22"/>
               </w:rPr>
               <w:t>Branche w Git: tworzenie i przełączanie gałęzi, merge vs rebase (intuicja), konflikty i ich rozwiązywanie na prostych przykładach.</w:t>
-            </w:r>
-          </w:p>
-        </w:tc>
-        <w:tc>
-          <w:tcPr>
-            <w:tcW w:type="dxa" w:w="4252"/>
-          </w:tcPr>
-          <w:p>
-            <w:pPr>
-              <w:spacing w:before="20" w:after="20"/>
-            </w:pPr>
-            <w:r>
-              <w:rPr>
-                <w:rFonts w:ascii="Aptos" w:hAnsi="Aptos"/>
-                <w:b w:val="0"/>
-                <w:i w:val="0"/>
-                <w:sz w:val="22"/>
-              </w:rPr>
             </w:r>
           </w:p>
         </w:tc>
@@ -2395,7 +2248,7 @@
         </w:tc>
         <w:tc>
           <w:tcPr>
-            <w:tcW w:type="dxa" w:w="4536"/>
+            <w:tcW w:type="dxa" w:w="8788"/>
           </w:tcPr>
           <w:p>
             <w:pPr>
@@ -2409,24 +2262,6 @@
                 <w:sz w:val="22"/>
               </w:rPr>
               <w:t>Pull Requesty na GitHub: workflow PR, szablon opisu, review, komentarze, poprawki, podstawy pracy z Issues i Projects (tablica zadań).</w:t>
-            </w:r>
-          </w:p>
-        </w:tc>
-        <w:tc>
-          <w:tcPr>
-            <w:tcW w:type="dxa" w:w="4252"/>
-          </w:tcPr>
-          <w:p>
-            <w:pPr>
-              <w:spacing w:before="20" w:after="20"/>
-            </w:pPr>
-            <w:r>
-              <w:rPr>
-                <w:rFonts w:ascii="Aptos" w:hAnsi="Aptos"/>
-                <w:b w:val="0"/>
-                <w:i w:val="0"/>
-                <w:sz w:val="22"/>
-              </w:rPr>
             </w:r>
           </w:p>
         </w:tc>
@@ -2453,7 +2288,7 @@
         </w:tc>
         <w:tc>
           <w:tcPr>
-            <w:tcW w:type="dxa" w:w="4536"/>
+            <w:tcW w:type="dxa" w:w="8788"/>
           </w:tcPr>
           <w:p>
             <w:pPr>
@@ -2467,24 +2302,6 @@
                 <w:sz w:val="22"/>
               </w:rPr>
               <w:t>Wprowadzenie do prostych pipeline’ów: czym jest CI/CD, podstawowy workflow (np. build/test/lint), plik konfiguracyjny, uruchomienia automatyczne po push/PR.</w:t>
-            </w:r>
-          </w:p>
-        </w:tc>
-        <w:tc>
-          <w:tcPr>
-            <w:tcW w:type="dxa" w:w="4252"/>
-          </w:tcPr>
-          <w:p>
-            <w:pPr>
-              <w:spacing w:before="20" w:after="20"/>
-            </w:pPr>
-            <w:r>
-              <w:rPr>
-                <w:rFonts w:ascii="Aptos" w:hAnsi="Aptos"/>
-                <w:b w:val="0"/>
-                <w:i w:val="0"/>
-                <w:sz w:val="22"/>
-              </w:rPr>
             </w:r>
           </w:p>
         </w:tc>
@@ -2511,7 +2328,7 @@
         </w:tc>
         <w:tc>
           <w:tcPr>
-            <w:tcW w:type="dxa" w:w="4536"/>
+            <w:tcW w:type="dxa" w:w="8788"/>
           </w:tcPr>
           <w:p>
             <w:pPr>
@@ -2525,24 +2342,6 @@
                 <w:sz w:val="22"/>
               </w:rPr>
               <w:t xml:space="preserve"> Publikacja statycznej strony na GitHub Pages: struktura repo, branch/folder publikacji, podstawy konfiguracji, dodanie prostej strony kursowej.</w:t>
-            </w:r>
-          </w:p>
-        </w:tc>
-        <w:tc>
-          <w:tcPr>
-            <w:tcW w:type="dxa" w:w="4252"/>
-          </w:tcPr>
-          <w:p>
-            <w:pPr>
-              <w:spacing w:before="20" w:after="20"/>
-            </w:pPr>
-            <w:r>
-              <w:rPr>
-                <w:rFonts w:ascii="Aptos" w:hAnsi="Aptos"/>
-                <w:b w:val="0"/>
-                <w:i w:val="0"/>
-                <w:sz w:val="22"/>
-              </w:rPr>
             </w:r>
           </w:p>
         </w:tc>
@@ -2569,7 +2368,7 @@
         </w:tc>
         <w:tc>
           <w:tcPr>
-            <w:tcW w:type="dxa" w:w="4536"/>
+            <w:tcW w:type="dxa" w:w="8788"/>
           </w:tcPr>
           <w:p>
             <w:pPr>
@@ -2583,24 +2382,6 @@
                 <w:sz w:val="22"/>
               </w:rPr>
               <w:t xml:space="preserve"> DevTools w przeglądarce: inspekcja DOM/CSS, podgląd i modyfikacja stylów na żywo, box model, debugowanie responsywności.</w:t>
-            </w:r>
-          </w:p>
-        </w:tc>
-        <w:tc>
-          <w:tcPr>
-            <w:tcW w:type="dxa" w:w="4252"/>
-          </w:tcPr>
-          <w:p>
-            <w:pPr>
-              <w:spacing w:before="20" w:after="20"/>
-            </w:pPr>
-            <w:r>
-              <w:rPr>
-                <w:rFonts w:ascii="Aptos" w:hAnsi="Aptos"/>
-                <w:b w:val="0"/>
-                <w:i w:val="0"/>
-                <w:sz w:val="22"/>
-              </w:rPr>
             </w:r>
           </w:p>
         </w:tc>
@@ -2627,7 +2408,7 @@
         </w:tc>
         <w:tc>
           <w:tcPr>
-            <w:tcW w:type="dxa" w:w="4536"/>
+            <w:tcW w:type="dxa" w:w="8788"/>
           </w:tcPr>
           <w:p>
             <w:pPr>
@@ -2641,24 +2422,6 @@
                 <w:sz w:val="22"/>
               </w:rPr>
               <w:t xml:space="preserve"> DevTools zaawansowane: zakładka Network (żądania/odpowiedzi), Console (logowanie, błędy), Sources (breakpointy w JS), podstawy wydajności (Performance/Lighthouse).</w:t>
-            </w:r>
-          </w:p>
-        </w:tc>
-        <w:tc>
-          <w:tcPr>
-            <w:tcW w:type="dxa" w:w="4252"/>
-          </w:tcPr>
-          <w:p>
-            <w:pPr>
-              <w:spacing w:before="20" w:after="20"/>
-            </w:pPr>
-            <w:r>
-              <w:rPr>
-                <w:rFonts w:ascii="Aptos" w:hAnsi="Aptos"/>
-                <w:b w:val="0"/>
-                <w:i w:val="0"/>
-                <w:sz w:val="22"/>
-              </w:rPr>
             </w:r>
           </w:p>
         </w:tc>
@@ -2685,7 +2448,7 @@
         </w:tc>
         <w:tc>
           <w:tcPr>
-            <w:tcW w:type="dxa" w:w="4536"/>
+            <w:tcW w:type="dxa" w:w="8788"/>
           </w:tcPr>
           <w:p>
             <w:pPr>
@@ -2699,24 +2462,6 @@
                 <w:sz w:val="22"/>
               </w:rPr>
               <w:t xml:space="preserve"> Wstęp do HTML: struktura dokumentu, semantyka, formularze (podstawy), dostępność (a11y) i dobre praktyki.</w:t>
-            </w:r>
-          </w:p>
-        </w:tc>
-        <w:tc>
-          <w:tcPr>
-            <w:tcW w:type="dxa" w:w="4252"/>
-          </w:tcPr>
-          <w:p>
-            <w:pPr>
-              <w:spacing w:before="20" w:after="20"/>
-            </w:pPr>
-            <w:r>
-              <w:rPr>
-                <w:rFonts w:ascii="Aptos" w:hAnsi="Aptos"/>
-                <w:b w:val="0"/>
-                <w:i w:val="0"/>
-                <w:sz w:val="22"/>
-              </w:rPr>
             </w:r>
           </w:p>
         </w:tc>
@@ -2743,7 +2488,7 @@
         </w:tc>
         <w:tc>
           <w:tcPr>
-            <w:tcW w:type="dxa" w:w="4536"/>
+            <w:tcW w:type="dxa" w:w="8788"/>
           </w:tcPr>
           <w:p>
             <w:pPr>
@@ -2757,24 +2502,6 @@
                 <w:sz w:val="22"/>
               </w:rPr>
               <w:t xml:space="preserve"> Wstęp do CSS: selektory, kaskada i specyficzność, flexbox/grid (wprowadzenie), responsywność, organizacja stylów w projekcie.</w:t>
-            </w:r>
-          </w:p>
-        </w:tc>
-        <w:tc>
-          <w:tcPr>
-            <w:tcW w:type="dxa" w:w="4252"/>
-          </w:tcPr>
-          <w:p>
-            <w:pPr>
-              <w:spacing w:before="20" w:after="20"/>
-            </w:pPr>
-            <w:r>
-              <w:rPr>
-                <w:rFonts w:ascii="Aptos" w:hAnsi="Aptos"/>
-                <w:b w:val="0"/>
-                <w:i w:val="0"/>
-                <w:sz w:val="22"/>
-              </w:rPr>
             </w:r>
           </w:p>
         </w:tc>
@@ -2801,7 +2528,7 @@
         </w:tc>
         <w:tc>
           <w:tcPr>
-            <w:tcW w:type="dxa" w:w="4536"/>
+            <w:tcW w:type="dxa" w:w="8788"/>
           </w:tcPr>
           <w:p>
             <w:pPr>
@@ -2815,24 +2542,6 @@
                 <w:sz w:val="22"/>
               </w:rPr>
               <w:t xml:space="preserve"> Wstęp do JavaScript: typy i zmienne, funkcje, zdarzenia w DOM, proste operacje na elementach strony; wstęp do pracy z agentem AI w roli asystenta programisty (promptowanie, weryfikacja odpowiedzi, zasady bezpieczeństwa i etyki).</w:t>
-            </w:r>
-          </w:p>
-        </w:tc>
-        <w:tc>
-          <w:tcPr>
-            <w:tcW w:type="dxa" w:w="4252"/>
-          </w:tcPr>
-          <w:p>
-            <w:pPr>
-              <w:spacing w:before="20" w:after="20"/>
-            </w:pPr>
-            <w:r>
-              <w:rPr>
-                <w:rFonts w:ascii="Aptos" w:hAnsi="Aptos"/>
-                <w:b w:val="0"/>
-                <w:i w:val="0"/>
-                <w:sz w:val="22"/>
-              </w:rPr>
             </w:r>
           </w:p>
         </w:tc>

--- a/public/assets/files/stacjonarne/WPR.docx
+++ b/public/assets/files/stacjonarne/WPR.docx
@@ -144,7 +144,7 @@
                 <w:i w:val="0"/>
                 <w:sz w:val="22"/>
               </w:rPr>
-              <w:t>19.02.2026</w:t>
+              <w:t>16.03.2026</w:t>
             </w:r>
           </w:p>
         </w:tc>
@@ -1277,32 +1277,6 @@
                 <w:b/>
                 <w:sz w:val="22"/>
               </w:rPr>
-              <w:t>Wykład:</w:t>
-            </w:r>
-          </w:p>
-          <w:p>
-            <w:pPr>
-              <w:spacing w:before="20" w:after="20"/>
-            </w:pPr>
-            <w:r>
-              <w:rPr>
-                <w:rFonts w:ascii="Aptos" w:hAnsi="Aptos"/>
-                <w:b w:val="0"/>
-                <w:sz w:val="22"/>
-              </w:rPr>
-              <w:t>• wykład z prezentacją multimedialną</w:t>
-            </w:r>
-          </w:p>
-          <w:p>
-            <w:pPr>
-              <w:spacing w:before="20" w:after="20"/>
-            </w:pPr>
-            <w:r>
-              <w:rPr>
-                <w:rFonts w:ascii="Aptos" w:hAnsi="Aptos"/>
-                <w:b/>
-                <w:sz w:val="22"/>
-              </w:rPr>
               <w:t>Ćwiczenia / Laboratorium:</w:t>
             </w:r>
           </w:p>
@@ -1522,7 +1496,7 @@
                 <w:rFonts w:ascii="Aptos" w:hAnsi="Aptos"/>
                 <w:sz w:val="22"/>
               </w:rPr>
-              <w:t>☐ Zaliczenie z oceną</w:t>
+              <w:t>☑ Zaliczenie z oceną</w:t>
             </w:r>
           </w:p>
           <w:p>
